--- a/exercises/Bài tập tổng hợp 63-67 - Mệnh đề và từ liên kết/Đề 2.docx
+++ b/exercises/Bài tập tổng hợp 63-67 - Mệnh đề và từ liên kết/Đề 2.docx
@@ -3,604 +3,2428 @@
 <w:document xmlns:w="http://schemas.openxmlformats.org/wordprocessingml/2006/main">
   <w:body>
     <w:p>
-      <w:r>
-        <w:rPr>
+      <w:pPr>
+        <w:spacing w:before="0" w:after="280"/>
+        <w:keepNext/>
+        <w:jc w:val="center"/>
+      </w:pPr>
+      <w:r>
+        <w:rPr>
+          <w:color w:val="000000"/>
           <w:b/>
         </w:rPr>
-        <w:t xml:space="preserve">ĐỀ TỔNG HỢP 63–67 – ĐỀ 2</w:t>
-      </w:r>
-    </w:p>
-    <w:p>
-      <w:r>
-        <w:t xml:space="preserve">PURPOSE – TIME – CAUSE AND RESULT – TRANSITION WORDS – CONJUNCTIONS</w:t>
-      </w:r>
-    </w:p>
-    <w:p>
-      <w:r>
-        <w:t xml:space="preserve">Họ và tên: __________________________                         Điểm: ________/100</w:t>
-      </w:r>
-    </w:p>
-    <w:p>
-      <w:r>
-        <w:rPr>
+        <w:t>ĐỀ TỔNG HỢP 63–67 – ĐỀ 2</w:t>
+      </w:r>
+    </w:p>
+    <w:p>
+      <w:pPr>
+        <w:spacing w:before="0" w:after="180"/>
+        <w:jc w:val="center"/>
+      </w:pPr>
+      <w:r>
+        <w:rPr>
+          <w:color w:val="000000"/>
           <w:b/>
         </w:rPr>
-        <w:t xml:space="preserve">PHẦN 1. MỆNH ĐỀ VÀ CỤM TỪ CHỈ MỤC ĐÍCH (10 điểm)</w:t>
-      </w:r>
-    </w:p>
-    <w:p>
-      <w:r>
-        <w:t xml:space="preserve">1. The teacher spoke slowly ___ everyone could understand.</w:t>
-      </w:r>
-    </w:p>
-    <w:p>
-      <w:r>
-        <w:t xml:space="preserve">2. They use a map ___ find the village.</w:t>
-      </w:r>
-    </w:p>
-    <w:p>
-      <w:r>
-        <w:t xml:space="preserve">3. I wrote it down ___ forget it.</w:t>
-      </w:r>
-    </w:p>
-    <w:p>
-      <w:r>
-        <w:t xml:space="preserve">4. Nam called Mai ___ ask for help.</w:t>
-      </w:r>
-    </w:p>
-    <w:p>
-      <w:r>
-        <w:t xml:space="preserve">5. Close the door ___ the room will stay warm.</w:t>
-      </w:r>
-    </w:p>
-    <w:p>
-      <w:r>
-        <w:t xml:space="preserve">6. She exercises daily ___ keep healthy.</w:t>
-      </w:r>
-    </w:p>
-    <w:p>
-      <w:r>
-        <w:t xml:space="preserve">7. We booked online ___ we could get cheaper tickets.</w:t>
-      </w:r>
-    </w:p>
-    <w:p>
-      <w:r>
-        <w:t xml:space="preserve">8. He wore headphones ___ disturb anyone.</w:t>
-      </w:r>
-    </w:p>
-    <w:p>
-      <w:r>
-        <w:t xml:space="preserve">9. I went to the library ___ some research.</w:t>
-      </w:r>
-    </w:p>
-    <w:p>
-      <w:r>
-        <w:t xml:space="preserve">10. They put up signs ___ visitors would not get lost.</w:t>
-      </w:r>
-    </w:p>
-    <w:p>
-      <w:r>
-        <w:rPr>
+        <w:t>PURPOSE – TIME – CAUSE AND RESULT – TRANSITION WORDS – CONJUNCTIONS</w:t>
+      </w:r>
+    </w:p>
+    <w:p>
+      <w:pPr>
+        <w:spacing w:before="0" w:after="100"/>
+      </w:pPr>
+      <w:r>
+        <w:rPr>
+          <w:color w:val="000000"/>
+        </w:rPr>
+        <w:t>Họ và tên: __________________________                         Điểm: ________/100</w:t>
+      </w:r>
+    </w:p>
+    <w:p>
+      <w:pPr>
+        <w:spacing w:before="0" w:after="100"/>
+      </w:pPr>
+      <w:r>
+        <w:rPr>
+          <w:color w:val="000000"/>
+        </w:rPr>
+        <w:t>Phạm vi kiến thức: Bài 63–67 — mục đích; thời gian; nguyên nhân và kết quả; từ nối; liên từ.</w:t>
+      </w:r>
+    </w:p>
+    <w:p>
+      <w:pPr>
+        <w:spacing w:before="0" w:after="100"/>
+      </w:pPr>
+      <w:r>
+        <w:rPr>
+          <w:color w:val="000000"/>
+        </w:rPr>
+        <w:t>Thời gian làm bài dự kiến: 90 phút.</w:t>
+      </w:r>
+    </w:p>
+    <w:p>
+      <w:pPr>
+        <w:spacing w:before="0" w:after="100"/>
+      </w:pPr>
+      <w:r>
+        <w:rPr>
+          <w:color w:val="000000"/>
+        </w:rPr>
+        <w:t>Tổng điểm: 100 điểm.</w:t>
+      </w:r>
+    </w:p>
+    <w:p>
+      <w:pPr>
+        <w:spacing w:before="0" w:after="120"/>
+      </w:pPr>
+      <w:r>
+        <w:rPr>
+          <w:color w:val="000000"/>
+        </w:rPr>
+        <w:t>Hướng dẫn chung: Làm lần lượt từng phần và kiểm tra quan hệ ý nghĩa, cấu trúc liên từ cùng dấu câu trước khi nộp bài.</w:t>
+      </w:r>
+    </w:p>
+    <w:p>
+      <w:pPr>
+        <w:spacing w:before="240" w:after="60"/>
+        <w:keepNext/>
+      </w:pPr>
+      <w:r>
+        <w:rPr>
+          <w:color w:val="000000"/>
           <w:b/>
         </w:rPr>
-        <w:t xml:space="preserve">PHẦN 2. MỆNH ĐỀ THỜI GIAN (10 điểm)</w:t>
-      </w:r>
-    </w:p>
-    <w:p>
-      <w:r>
-        <w:t xml:space="preserve">1. I listen to music ___ I cook.</w:t>
-      </w:r>
-    </w:p>
-    <w:p>
-      <w:r>
-        <w:t xml:space="preserve">2. ___ you leave, check the windows.</w:t>
-      </w:r>
-    </w:p>
-    <w:p>
-      <w:r>
-        <w:t xml:space="preserve">3. He has lived here ___ he graduated.</w:t>
-      </w:r>
-    </w:p>
-    <w:p>
-      <w:r>
-        <w:t xml:space="preserve">4. We will start ___ everyone is ready.</w:t>
-      </w:r>
-    </w:p>
-    <w:p>
-      <w:r>
-        <w:t xml:space="preserve">5. ___ she was young, she lived in Hue.</w:t>
-      </w:r>
-    </w:p>
-    <w:p>
-      <w:r>
-        <w:t xml:space="preserve">6. Do not cross the road ___ the light turns green.</w:t>
-      </w:r>
-    </w:p>
-    <w:p>
-      <w:r>
-        <w:t xml:space="preserve">7. ___ I see Nam, I will tell him.</w:t>
-      </w:r>
-    </w:p>
-    <w:p>
-      <w:r>
-        <w:t xml:space="preserve">8. She read a book ___ waiting for the bus.</w:t>
-      </w:r>
-    </w:p>
-    <w:p>
-      <w:r>
-        <w:t xml:space="preserve">9. I had locked the door ___ I left.</w:t>
-      </w:r>
-    </w:p>
-    <w:p>
-      <w:r>
-        <w:t xml:space="preserve">10. ___ the rain stopped, we continued walking.</w:t>
-      </w:r>
-    </w:p>
-    <w:p>
-      <w:r>
-        <w:rPr>
+        <w:t>PHẦN 1. MỆNH ĐỀ VÀ CỤM TỪ CHỈ MỤC ĐÍCH (10 điểm)</w:t>
+      </w:r>
+    </w:p>
+    <w:p>
+      <w:pPr>
+        <w:spacing w:before="0" w:after="60"/>
+        <w:keepNext/>
+      </w:pPr>
+      <w:r>
+        <w:rPr>
+          <w:color w:val="000000"/>
+          <w:i/>
+        </w:rPr>
+        <w:t>Hướng dẫn: Điền mệnh đề hoặc cụm từ chỉ mục đích phù hợp với nghĩa của câu.</w:t>
+      </w:r>
+    </w:p>
+    <w:p>
+      <w:pPr>
+        <w:spacing w:before="40" w:after="60"/>
+      </w:pPr>
+      <w:r>
+        <w:rPr>
+          <w:color w:val="000000"/>
+        </w:rPr>
+        <w:t>1. The teacher spoke slowly ___ everyone could understand.</w:t>
+      </w:r>
+    </w:p>
+    <w:p>
+      <w:pPr>
+        <w:spacing w:before="120" w:after="160"/>
+      </w:pPr>
+      <w:r>
+        <w:rPr>
+          <w:color w:val="000000"/>
+        </w:rPr>
+        <w:t>2. They use a map ___ find the village.</w:t>
+      </w:r>
+    </w:p>
+    <w:p>
+      <w:pPr>
+        <w:spacing w:before="120" w:after="160"/>
+      </w:pPr>
+      <w:r>
+        <w:rPr>
+          <w:color w:val="000000"/>
+        </w:rPr>
+        <w:t>3. I wrote it down ___ forget it.</w:t>
+      </w:r>
+    </w:p>
+    <w:p>
+      <w:pPr>
+        <w:spacing w:before="120" w:after="160"/>
+      </w:pPr>
+      <w:r>
+        <w:rPr>
+          <w:color w:val="000000"/>
+        </w:rPr>
+        <w:t>4. Nam called Mai ___ ask for help.</w:t>
+      </w:r>
+    </w:p>
+    <w:p>
+      <w:pPr>
+        <w:spacing w:before="120" w:after="160"/>
+      </w:pPr>
+      <w:r>
+        <w:rPr>
+          <w:color w:val="000000"/>
+        </w:rPr>
+        <w:t>5. Close the door ___ the room will stay warm.</w:t>
+      </w:r>
+    </w:p>
+    <w:p>
+      <w:pPr>
+        <w:spacing w:before="120" w:after="160"/>
+      </w:pPr>
+      <w:r>
+        <w:rPr>
+          <w:color w:val="000000"/>
+        </w:rPr>
+        <w:t>6. She exercises daily ___ keep healthy.</w:t>
+      </w:r>
+    </w:p>
+    <w:p>
+      <w:pPr>
+        <w:spacing w:before="120" w:after="160"/>
+      </w:pPr>
+      <w:r>
+        <w:rPr>
+          <w:color w:val="000000"/>
+        </w:rPr>
+        <w:t>7. We booked online ___ we could get cheaper tickets.</w:t>
+      </w:r>
+    </w:p>
+    <w:p>
+      <w:pPr>
+        <w:spacing w:before="120" w:after="160"/>
+      </w:pPr>
+      <w:r>
+        <w:rPr>
+          <w:color w:val="000000"/>
+        </w:rPr>
+        <w:t>8. He wore headphones ___ disturb anyone.</w:t>
+      </w:r>
+    </w:p>
+    <w:p>
+      <w:pPr>
+        <w:spacing w:before="120" w:after="160"/>
+      </w:pPr>
+      <w:r>
+        <w:rPr>
+          <w:color w:val="000000"/>
+        </w:rPr>
+        <w:t>9. I went to the library ___ some research.</w:t>
+      </w:r>
+    </w:p>
+    <w:p>
+      <w:pPr>
+        <w:spacing w:before="120" w:after="160"/>
+      </w:pPr>
+      <w:r>
+        <w:rPr>
+          <w:color w:val="000000"/>
+        </w:rPr>
+        <w:t>10. They put up signs ___ visitors would not get lost.</w:t>
+      </w:r>
+    </w:p>
+    <w:p>
+      <w:pPr>
+        <w:spacing w:before="240" w:after="60"/>
+        <w:keepNext/>
+      </w:pPr>
+      <w:r>
+        <w:rPr>
+          <w:color w:val="000000"/>
           <w:b/>
         </w:rPr>
-        <w:t xml:space="preserve">PHẦN 3. NGUYÊN NHÂN VÀ KẾT QUẢ (10 điểm)</w:t>
-      </w:r>
-    </w:p>
-    <w:p>
-      <w:r>
-        <w:t xml:space="preserve">1. She studied hard; ___, she passed.</w:t>
-      </w:r>
-    </w:p>
-    <w:p>
-      <w:r>
-        <w:t xml:space="preserve">2. The flight was delayed ___ bad weather.</w:t>
-      </w:r>
-    </w:p>
-    <w:p>
-      <w:r>
-        <w:t xml:space="preserve">3. ___ he was ill, he did not attend.</w:t>
-      </w:r>
-    </w:p>
-    <w:p>
-      <w:r>
-        <w:t xml:space="preserve">4. Traffic was heavy. ___, we arrived late.</w:t>
-      </w:r>
-    </w:p>
-    <w:p>
-      <w:r>
-        <w:t xml:space="preserve">5. The room was ___ noisy for me to study.</w:t>
-      </w:r>
-    </w:p>
-    <w:p>
-      <w:r>
-        <w:t xml:space="preserve">6. The tea was cool ___ to drink.</w:t>
-      </w:r>
-    </w:p>
-    <w:p>
-      <w:r>
-        <w:t xml:space="preserve">7. He spoke ___ quickly that I missed some words.</w:t>
-      </w:r>
-    </w:p>
-    <w:p>
-      <w:r>
-        <w:t xml:space="preserve">8. It was ___ useful information that I saved it.</w:t>
-      </w:r>
-    </w:p>
-    <w:p>
-      <w:r>
-        <w:t xml:space="preserve">9. We could not go out ___ the storm.</w:t>
-      </w:r>
-    </w:p>
-    <w:p>
-      <w:r>
-        <w:t xml:space="preserve">10. She had experience; ___, she got the job.</w:t>
-      </w:r>
-    </w:p>
-    <w:p>
-      <w:r>
-        <w:rPr>
+        <w:t>PHẦN 2. MỆNH ĐỀ THỜI GIAN (10 điểm)</w:t>
+      </w:r>
+    </w:p>
+    <w:p>
+      <w:pPr>
+        <w:spacing w:before="0" w:after="60"/>
+        <w:keepNext/>
+      </w:pPr>
+      <w:r>
+        <w:rPr>
+          <w:color w:val="000000"/>
+          <w:i/>
+        </w:rPr>
+        <w:t>Hướng dẫn: Điền từ/cụm từ chỉ thời gian phù hợp với mệnh đề và thì của câu.</w:t>
+      </w:r>
+    </w:p>
+    <w:p>
+      <w:pPr>
+        <w:spacing w:before="40" w:after="60"/>
+      </w:pPr>
+      <w:r>
+        <w:rPr>
+          <w:color w:val="000000"/>
+        </w:rPr>
+        <w:t>1. I listen to music ___ I cook.</w:t>
+      </w:r>
+    </w:p>
+    <w:p>
+      <w:pPr>
+        <w:spacing w:before="120" w:after="160"/>
+      </w:pPr>
+      <w:r>
+        <w:rPr>
+          <w:color w:val="000000"/>
+        </w:rPr>
+        <w:t>2. ___ you leave, check the windows.</w:t>
+      </w:r>
+    </w:p>
+    <w:p>
+      <w:pPr>
+        <w:spacing w:before="120" w:after="160"/>
+      </w:pPr>
+      <w:r>
+        <w:rPr>
+          <w:color w:val="000000"/>
+        </w:rPr>
+        <w:t>3. He has lived here ___ he graduated.</w:t>
+      </w:r>
+    </w:p>
+    <w:p>
+      <w:pPr>
+        <w:spacing w:before="120" w:after="160"/>
+      </w:pPr>
+      <w:r>
+        <w:rPr>
+          <w:color w:val="000000"/>
+        </w:rPr>
+        <w:t>4. We will start ___ everyone is ready.</w:t>
+      </w:r>
+    </w:p>
+    <w:p>
+      <w:pPr>
+        <w:spacing w:before="120" w:after="160"/>
+      </w:pPr>
+      <w:r>
+        <w:rPr>
+          <w:color w:val="000000"/>
+        </w:rPr>
+        <w:t>5. ___ she was young, she lived in Hue.</w:t>
+      </w:r>
+    </w:p>
+    <w:p>
+      <w:pPr>
+        <w:spacing w:before="120" w:after="160"/>
+      </w:pPr>
+      <w:r>
+        <w:rPr>
+          <w:color w:val="000000"/>
+        </w:rPr>
+        <w:t>6. Do not cross the road ___ the light turns green.</w:t>
+      </w:r>
+    </w:p>
+    <w:p>
+      <w:pPr>
+        <w:spacing w:before="120" w:after="160"/>
+      </w:pPr>
+      <w:r>
+        <w:rPr>
+          <w:color w:val="000000"/>
+        </w:rPr>
+        <w:t>7. ___ I see Nam, I will tell him.</w:t>
+      </w:r>
+    </w:p>
+    <w:p>
+      <w:pPr>
+        <w:spacing w:before="120" w:after="160"/>
+      </w:pPr>
+      <w:r>
+        <w:rPr>
+          <w:color w:val="000000"/>
+        </w:rPr>
+        <w:t>8. She read a book ___ waiting for the bus.</w:t>
+      </w:r>
+    </w:p>
+    <w:p>
+      <w:pPr>
+        <w:spacing w:before="120" w:after="160"/>
+      </w:pPr>
+      <w:r>
+        <w:rPr>
+          <w:color w:val="000000"/>
+        </w:rPr>
+        <w:t>9. I had locked the door ___ I left.</w:t>
+      </w:r>
+    </w:p>
+    <w:p>
+      <w:pPr>
+        <w:spacing w:before="120" w:after="160"/>
+      </w:pPr>
+      <w:r>
+        <w:rPr>
+          <w:color w:val="000000"/>
+        </w:rPr>
+        <w:t>10. ___ the rain stopped, we continued walking.</w:t>
+      </w:r>
+    </w:p>
+    <w:p>
+      <w:pPr>
+        <w:spacing w:before="240" w:after="60"/>
+        <w:keepNext/>
+      </w:pPr>
+      <w:r>
+        <w:rPr>
+          <w:color w:val="000000"/>
           <w:b/>
         </w:rPr>
-        <w:t xml:space="preserve">PHẦN 4. TỪ NỐI (10 điểm)</w:t>
-      </w:r>
-    </w:p>
-    <w:p>
-      <w:r>
-        <w:t xml:space="preserve">1. I enjoy outdoor sports. ___, I often go hiking.</w:t>
-      </w:r>
-    </w:p>
-    <w:p>
-      <w:r>
-        <w:t xml:space="preserve">2. The hotel was expensive. ___, its service was excellent.</w:t>
-      </w:r>
-    </w:p>
-    <w:p>
-      <w:r>
-        <w:t xml:space="preserve">3. The plan saves time. ___, it reduces costs.</w:t>
-      </w:r>
-    </w:p>
-    <w:p>
-      <w:r>
-        <w:t xml:space="preserve">4. We can travel by train. ___, we can take a bus.</w:t>
-      </w:r>
-    </w:p>
-    <w:p>
-      <w:r>
-        <w:t xml:space="preserve">5. ___, I would like to summarize the main points.</w:t>
-      </w:r>
-    </w:p>
-    <w:p>
-      <w:r>
-        <w:t xml:space="preserve">6. Nam studied hard. ___, he did not pass.</w:t>
-      </w:r>
-    </w:p>
-    <w:p>
-      <w:r>
-        <w:t xml:space="preserve">7. The shop has fresh food. ___, prices are reasonable.</w:t>
-      </w:r>
-    </w:p>
-    <w:p>
-      <w:r>
-        <w:t xml:space="preserve">8. It rained all day. ___, the event continued indoors.</w:t>
-      </w:r>
-    </w:p>
-    <w:p>
-      <w:r>
-        <w:t xml:space="preserve">9. Use less plastic. ___, carry a reusable bottle.</w:t>
-      </w:r>
-    </w:p>
-    <w:p>
-      <w:r>
-        <w:t xml:space="preserve">10. The team trained regularly. ___, its performance improved.</w:t>
-      </w:r>
-    </w:p>
-    <w:p>
-      <w:r>
-        <w:rPr>
+        <w:t>PHẦN 3. NGUYÊN NHÂN VÀ KẾT QUẢ (10 điểm)</w:t>
+      </w:r>
+    </w:p>
+    <w:p>
+      <w:pPr>
+        <w:spacing w:before="0" w:after="60"/>
+        <w:keepNext/>
+      </w:pPr>
+      <w:r>
+        <w:rPr>
+          <w:color w:val="000000"/>
+          <w:i/>
+        </w:rPr>
+        <w:t>Hướng dẫn: Điền liên từ hoặc cấu trúc chỉ nguyên nhân, kết quả và mức độ phù hợp.</w:t>
+      </w:r>
+    </w:p>
+    <w:p>
+      <w:pPr>
+        <w:spacing w:before="40" w:after="60"/>
+      </w:pPr>
+      <w:r>
+        <w:rPr>
+          <w:color w:val="000000"/>
+        </w:rPr>
+        <w:t>1. She studied hard; ___, she passed.</w:t>
+      </w:r>
+    </w:p>
+    <w:p>
+      <w:pPr>
+        <w:spacing w:before="120" w:after="160"/>
+      </w:pPr>
+      <w:r>
+        <w:rPr>
+          <w:color w:val="000000"/>
+        </w:rPr>
+        <w:t>2. The flight was delayed ___ bad weather.</w:t>
+      </w:r>
+    </w:p>
+    <w:p>
+      <w:pPr>
+        <w:spacing w:before="120" w:after="160"/>
+      </w:pPr>
+      <w:r>
+        <w:rPr>
+          <w:color w:val="000000"/>
+        </w:rPr>
+        <w:t>3. ___ he was ill, he did not attend.</w:t>
+      </w:r>
+    </w:p>
+    <w:p>
+      <w:pPr>
+        <w:spacing w:before="120" w:after="160"/>
+      </w:pPr>
+      <w:r>
+        <w:rPr>
+          <w:color w:val="000000"/>
+        </w:rPr>
+        <w:t>4. Traffic was heavy. ___, we arrived late.</w:t>
+      </w:r>
+    </w:p>
+    <w:p>
+      <w:pPr>
+        <w:spacing w:before="120" w:after="160"/>
+      </w:pPr>
+      <w:r>
+        <w:rPr>
+          <w:color w:val="000000"/>
+        </w:rPr>
+        <w:t>5. The room was ___ noisy for me to study.</w:t>
+      </w:r>
+    </w:p>
+    <w:p>
+      <w:pPr>
+        <w:spacing w:before="120" w:after="160"/>
+      </w:pPr>
+      <w:r>
+        <w:rPr>
+          <w:color w:val="000000"/>
+        </w:rPr>
+        <w:t>6. The tea was cool ___ to drink.</w:t>
+      </w:r>
+    </w:p>
+    <w:p>
+      <w:pPr>
+        <w:spacing w:before="120" w:after="160"/>
+      </w:pPr>
+      <w:r>
+        <w:rPr>
+          <w:color w:val="000000"/>
+        </w:rPr>
+        <w:t>7. He spoke ___ quickly that I missed some words.</w:t>
+      </w:r>
+    </w:p>
+    <w:p>
+      <w:pPr>
+        <w:spacing w:before="120" w:after="160"/>
+      </w:pPr>
+      <w:r>
+        <w:rPr>
+          <w:color w:val="000000"/>
+        </w:rPr>
+        <w:t>8. It was ___ useful information that I saved it.</w:t>
+      </w:r>
+    </w:p>
+    <w:p>
+      <w:pPr>
+        <w:spacing w:before="120" w:after="160"/>
+      </w:pPr>
+      <w:r>
+        <w:rPr>
+          <w:color w:val="000000"/>
+        </w:rPr>
+        <w:t>9. We could not go out ___ the storm.</w:t>
+      </w:r>
+    </w:p>
+    <w:p>
+      <w:pPr>
+        <w:spacing w:before="120" w:after="160"/>
+      </w:pPr>
+      <w:r>
+        <w:rPr>
+          <w:color w:val="000000"/>
+        </w:rPr>
+        <w:t>10. She had experience; ___, she got the job.</w:t>
+      </w:r>
+    </w:p>
+    <w:p>
+      <w:pPr>
+        <w:spacing w:before="240" w:after="60"/>
+        <w:keepNext/>
+      </w:pPr>
+      <w:r>
+        <w:rPr>
+          <w:color w:val="000000"/>
           <w:b/>
         </w:rPr>
-        <w:t xml:space="preserve">PHẦN 5. LIÊN TỪ (10 điểm)</w:t>
-      </w:r>
-    </w:p>
-    <w:p>
-      <w:r>
-        <w:t xml:space="preserve">1. You can take tea ___ coffee.</w:t>
-      </w:r>
-    </w:p>
-    <w:p>
-      <w:r>
-        <w:t xml:space="preserve">2. She is tired, ___ she continues working.</w:t>
-      </w:r>
-    </w:p>
-    <w:p>
-      <w:r>
-        <w:t xml:space="preserve">3. I will call you ___ I arrive.</w:t>
-      </w:r>
-    </w:p>
-    <w:p>
-      <w:r>
-        <w:t xml:space="preserve">4. ___ you study hard, you will improve.</w:t>
-      </w:r>
-    </w:p>
-    <w:p>
-      <w:r>
-        <w:t xml:space="preserve">5. He can neither read ___ write.</w:t>
-      </w:r>
-    </w:p>
-    <w:p>
-      <w:r>
-        <w:t xml:space="preserve">6. Both Lan ___ Mai joined the club.</w:t>
-      </w:r>
-    </w:p>
-    <w:p>
-      <w:r>
-        <w:t xml:space="preserve">7. She not only sings ___ also plays guitar.</w:t>
-      </w:r>
-    </w:p>
-    <w:p>
-      <w:r>
-        <w:t xml:space="preserve">8. ___ Nam nor Hoa was late.</w:t>
-      </w:r>
-    </w:p>
-    <w:p>
-      <w:r>
-        <w:t xml:space="preserve">9. I do not know ___ he will come.</w:t>
-      </w:r>
-    </w:p>
-    <w:p>
-      <w:r>
-        <w:t xml:space="preserve">10. We left early ___ we could avoid traffic.</w:t>
-      </w:r>
-    </w:p>
-    <w:p>
-      <w:r>
-        <w:rPr>
+        <w:t>PHẦN 4. TỪ NỐI (10 điểm)</w:t>
+      </w:r>
+    </w:p>
+    <w:p>
+      <w:pPr>
+        <w:spacing w:before="0" w:after="60"/>
+        <w:keepNext/>
+      </w:pPr>
+      <w:r>
+        <w:rPr>
+          <w:color w:val="000000"/>
+          <w:i/>
+        </w:rPr>
+        <w:t>Hướng dẫn: Điền từ nối phù hợp để thể hiện quan hệ giữa các câu.</w:t>
+      </w:r>
+    </w:p>
+    <w:p>
+      <w:pPr>
+        <w:spacing w:before="40" w:after="60"/>
+      </w:pPr>
+      <w:r>
+        <w:rPr>
+          <w:color w:val="000000"/>
+        </w:rPr>
+        <w:t>1. I enjoy outdoor sports. ___, I often go hiking.</w:t>
+      </w:r>
+    </w:p>
+    <w:p>
+      <w:pPr>
+        <w:spacing w:before="120" w:after="160"/>
+      </w:pPr>
+      <w:r>
+        <w:rPr>
+          <w:color w:val="000000"/>
+        </w:rPr>
+        <w:t>2. The hotel was expensive. ___, its service was excellent.</w:t>
+      </w:r>
+    </w:p>
+    <w:p>
+      <w:pPr>
+        <w:spacing w:before="120" w:after="160"/>
+      </w:pPr>
+      <w:r>
+        <w:rPr>
+          <w:color w:val="000000"/>
+        </w:rPr>
+        <w:t>3. The plan saves time. ___, it reduces costs.</w:t>
+      </w:r>
+    </w:p>
+    <w:p>
+      <w:pPr>
+        <w:spacing w:before="120" w:after="160"/>
+      </w:pPr>
+      <w:r>
+        <w:rPr>
+          <w:color w:val="000000"/>
+        </w:rPr>
+        <w:t>4. We can travel by train. ___, we can take a bus.</w:t>
+      </w:r>
+    </w:p>
+    <w:p>
+      <w:pPr>
+        <w:spacing w:before="120" w:after="160"/>
+      </w:pPr>
+      <w:r>
+        <w:rPr>
+          <w:color w:val="000000"/>
+        </w:rPr>
+        <w:t>5. ___, I would like to summarize the main points.</w:t>
+      </w:r>
+    </w:p>
+    <w:p>
+      <w:pPr>
+        <w:spacing w:before="120" w:after="160"/>
+      </w:pPr>
+      <w:r>
+        <w:rPr>
+          <w:color w:val="000000"/>
+        </w:rPr>
+        <w:t>6. Nam studied hard. ___, he did not pass.</w:t>
+      </w:r>
+    </w:p>
+    <w:p>
+      <w:pPr>
+        <w:spacing w:before="120" w:after="160"/>
+      </w:pPr>
+      <w:r>
+        <w:rPr>
+          <w:color w:val="000000"/>
+        </w:rPr>
+        <w:t>7. The shop has fresh food. ___, prices are reasonable.</w:t>
+      </w:r>
+    </w:p>
+    <w:p>
+      <w:pPr>
+        <w:spacing w:before="120" w:after="160"/>
+      </w:pPr>
+      <w:r>
+        <w:rPr>
+          <w:color w:val="000000"/>
+        </w:rPr>
+        <w:t>8. It rained all day. ___, the event continued indoors.</w:t>
+      </w:r>
+    </w:p>
+    <w:p>
+      <w:pPr>
+        <w:spacing w:before="120" w:after="160"/>
+      </w:pPr>
+      <w:r>
+        <w:rPr>
+          <w:color w:val="000000"/>
+        </w:rPr>
+        <w:t>9. Use less plastic. ___, carry a reusable bottle.</w:t>
+      </w:r>
+    </w:p>
+    <w:p>
+      <w:pPr>
+        <w:spacing w:before="120" w:after="160"/>
+      </w:pPr>
+      <w:r>
+        <w:rPr>
+          <w:color w:val="000000"/>
+        </w:rPr>
+        <w:t>10. The team trained regularly. ___, its performance improved.</w:t>
+      </w:r>
+    </w:p>
+    <w:p>
+      <w:pPr>
+        <w:spacing w:before="240" w:after="60"/>
+        <w:keepNext/>
+      </w:pPr>
+      <w:r>
+        <w:rPr>
+          <w:color w:val="000000"/>
           <w:b/>
         </w:rPr>
-        <w:t xml:space="preserve">PHẦN 6. NỐI / VIẾT LẠI CÂU (10 điểm)</w:t>
-      </w:r>
-    </w:p>
-    <w:p>
-      <w:r>
-        <w:t xml:space="preserve">1. He was tired. He continued working. (although)</w:t>
-      </w:r>
-    </w:p>
-    <w:p>
-      <w:r>
-        <w:t xml:space="preserve">2. The bag was very heavy. I could not carry it. (so...that)</w:t>
-      </w:r>
-    </w:p>
-    <w:p>
-      <w:r>
-        <w:t xml:space="preserve">3. It was a very useful book. I read it twice. (such...that)</w:t>
-      </w:r>
-    </w:p>
-    <w:p>
-      <w:r>
-        <w:t xml:space="preserve">4. Study hard. You will pass. (if)</w:t>
-      </w:r>
-    </w:p>
-    <w:p>
-      <w:r>
-        <w:t xml:space="preserve">5. Lan likes tea. Mai likes tea too. (both...and)</w:t>
-      </w:r>
-    </w:p>
-    <w:p>
-      <w:r>
-        <w:t xml:space="preserve">6. You may call me. You may send an email. (either...or)</w:t>
-      </w:r>
-    </w:p>
-    <w:p>
-      <w:r>
-        <w:t xml:space="preserve">7. He does not smoke. He does not drink. (neither...nor)</w:t>
-      </w:r>
-    </w:p>
-    <w:p>
-      <w:r>
-        <w:t xml:space="preserve">8. I arrived. I called my mother immediately. (as soon as)</w:t>
-      </w:r>
-    </w:p>
-    <w:p>
-      <w:r>
-        <w:t xml:space="preserve">9. The road was busy. We arrived on time. (however)</w:t>
-      </w:r>
-    </w:p>
-    <w:p>
-      <w:r>
-        <w:t xml:space="preserve">10. We installed new software. Work became faster. (therefore)</w:t>
-      </w:r>
-    </w:p>
-    <w:p>
-      <w:r>
-        <w:rPr>
+        <w:t>PHẦN 5. LIÊN TỪ (10 điểm)</w:t>
+      </w:r>
+    </w:p>
+    <w:p>
+      <w:pPr>
+        <w:spacing w:before="0" w:after="60"/>
+        <w:keepNext/>
+      </w:pPr>
+      <w:r>
+        <w:rPr>
+          <w:color w:val="000000"/>
+          <w:i/>
+        </w:rPr>
+        <w:t>Hướng dẫn: Điền liên từ phù hợp, chú ý cấu trúc cặp liên từ nếu có.</w:t>
+      </w:r>
+    </w:p>
+    <w:p>
+      <w:pPr>
+        <w:spacing w:before="40" w:after="60"/>
+      </w:pPr>
+      <w:r>
+        <w:rPr>
+          <w:color w:val="000000"/>
+        </w:rPr>
+        <w:t>1. You can take tea ___ coffee.</w:t>
+      </w:r>
+    </w:p>
+    <w:p>
+      <w:pPr>
+        <w:spacing w:before="120" w:after="160"/>
+      </w:pPr>
+      <w:r>
+        <w:rPr>
+          <w:color w:val="000000"/>
+        </w:rPr>
+        <w:t>2. She is tired, ___ she continues working.</w:t>
+      </w:r>
+    </w:p>
+    <w:p>
+      <w:pPr>
+        <w:spacing w:before="120" w:after="160"/>
+      </w:pPr>
+      <w:r>
+        <w:rPr>
+          <w:color w:val="000000"/>
+        </w:rPr>
+        <w:t>3. I will call you ___ I arrive.</w:t>
+      </w:r>
+    </w:p>
+    <w:p>
+      <w:pPr>
+        <w:spacing w:before="120" w:after="160"/>
+      </w:pPr>
+      <w:r>
+        <w:rPr>
+          <w:color w:val="000000"/>
+        </w:rPr>
+        <w:t>4. ___ you study hard, you will improve.</w:t>
+      </w:r>
+    </w:p>
+    <w:p>
+      <w:pPr>
+        <w:spacing w:before="120" w:after="160"/>
+      </w:pPr>
+      <w:r>
+        <w:rPr>
+          <w:color w:val="000000"/>
+        </w:rPr>
+        <w:t>5. He can neither read ___ write.</w:t>
+      </w:r>
+    </w:p>
+    <w:p>
+      <w:pPr>
+        <w:spacing w:before="120" w:after="160"/>
+      </w:pPr>
+      <w:r>
+        <w:rPr>
+          <w:color w:val="000000"/>
+        </w:rPr>
+        <w:t>6. Both Lan ___ Mai joined the club.</w:t>
+      </w:r>
+    </w:p>
+    <w:p>
+      <w:pPr>
+        <w:spacing w:before="120" w:after="160"/>
+      </w:pPr>
+      <w:r>
+        <w:rPr>
+          <w:color w:val="000000"/>
+        </w:rPr>
+        <w:t>7. She not only sings ___ also plays guitar.</w:t>
+      </w:r>
+    </w:p>
+    <w:p>
+      <w:pPr>
+        <w:spacing w:before="120" w:after="160"/>
+      </w:pPr>
+      <w:r>
+        <w:rPr>
+          <w:color w:val="000000"/>
+        </w:rPr>
+        <w:t>8. ___ Nam nor Hoa was late.</w:t>
+      </w:r>
+    </w:p>
+    <w:p>
+      <w:pPr>
+        <w:spacing w:before="120" w:after="160"/>
+      </w:pPr>
+      <w:r>
+        <w:rPr>
+          <w:color w:val="000000"/>
+        </w:rPr>
+        <w:t>9. I do not know ___ he will come.</w:t>
+      </w:r>
+    </w:p>
+    <w:p>
+      <w:pPr>
+        <w:spacing w:before="120" w:after="160"/>
+      </w:pPr>
+      <w:r>
+        <w:rPr>
+          <w:color w:val="000000"/>
+        </w:rPr>
+        <w:t>10. We left early ___ we could avoid traffic.</w:t>
+      </w:r>
+    </w:p>
+    <w:p>
+      <w:pPr>
+        <w:spacing w:before="240" w:after="60"/>
+        <w:keepNext/>
+      </w:pPr>
+      <w:r>
+        <w:rPr>
+          <w:color w:val="000000"/>
           <w:b/>
         </w:rPr>
-        <w:t xml:space="preserve">PHẦN 7. SỬA LỖI SAI (10 điểm)</w:t>
-      </w:r>
-    </w:p>
-    <w:p>
-      <w:r>
-        <w:t xml:space="preserve">1. Because the rain, the game stopped.</w:t>
-      </w:r>
-    </w:p>
-    <w:p>
-      <w:r>
-        <w:t xml:space="preserve">2. It was so difficult test that I failed.</w:t>
-      </w:r>
-    </w:p>
-    <w:p>
-      <w:r>
-        <w:t xml:space="preserve">3. The box was too heavy that I could lift.</w:t>
-      </w:r>
-    </w:p>
-    <w:p>
-      <w:r>
-        <w:t xml:space="preserve">4. Although he was tired, but he continued.</w:t>
-      </w:r>
-    </w:p>
-    <w:p>
-      <w:r>
-        <w:t xml:space="preserve">5. She likes both tea or coffee.</w:t>
-      </w:r>
-    </w:p>
-    <w:p>
-      <w:r>
-        <w:t xml:space="preserve">6. Neither Nam or Lan came.</w:t>
-      </w:r>
-    </w:p>
-    <w:p>
-      <w:r>
-        <w:t xml:space="preserve">7. He not only sings and also dances.</w:t>
-      </w:r>
-    </w:p>
-    <w:p>
-      <w:r>
-        <w:t xml:space="preserve">8. The road was closed, however we continued.</w:t>
-      </w:r>
-    </w:p>
-    <w:p>
-      <w:r>
-        <w:t xml:space="preserve">9. While I arrived, they were eating.</w:t>
-      </w:r>
-    </w:p>
-    <w:p>
-      <w:r>
-        <w:t xml:space="preserve">10. We left early for not miss the train.</w:t>
-      </w:r>
-    </w:p>
-    <w:p>
-      <w:r>
-        <w:rPr>
+        <w:t>PHẦN 6. NỐI / VIẾT LẠI CÂU (10 điểm)</w:t>
+      </w:r>
+    </w:p>
+    <w:p>
+      <w:pPr>
+        <w:spacing w:before="0" w:after="60"/>
+        <w:keepNext/>
+      </w:pPr>
+      <w:r>
+        <w:rPr>
+          <w:color w:val="000000"/>
+          <w:i/>
+        </w:rPr>
+        <w:t>Hướng dẫn: Nối hoặc viết lại mỗi cặp câu bằng từ/cấu trúc được yêu cầu.</w:t>
+      </w:r>
+    </w:p>
+    <w:p>
+      <w:pPr>
+        <w:spacing w:before="40" w:after="60"/>
+      </w:pPr>
+      <w:r>
+        <w:rPr>
+          <w:color w:val="000000"/>
+        </w:rPr>
+        <w:t>1. He was tired. He continued working. (although)</w:t>
+      </w:r>
+    </w:p>
+    <w:p>
+      <w:pPr>
+        <w:spacing w:before="120" w:after="160"/>
+      </w:pPr>
+      <w:r>
+        <w:rPr>
+          <w:color w:val="000000"/>
+        </w:rPr>
+        <w:t>2. The bag was very heavy. I could not carry it. (so...that)</w:t>
+      </w:r>
+    </w:p>
+    <w:p>
+      <w:pPr>
+        <w:spacing w:before="120" w:after="160"/>
+      </w:pPr>
+      <w:r>
+        <w:rPr>
+          <w:color w:val="000000"/>
+        </w:rPr>
+        <w:t>3. It was a very useful book. I read it twice. (such...that)</w:t>
+      </w:r>
+    </w:p>
+    <w:p>
+      <w:pPr>
+        <w:spacing w:before="120" w:after="160"/>
+      </w:pPr>
+      <w:r>
+        <w:rPr>
+          <w:color w:val="000000"/>
+        </w:rPr>
+        <w:t>4. Study hard. You will pass. (if)</w:t>
+      </w:r>
+    </w:p>
+    <w:p>
+      <w:pPr>
+        <w:spacing w:before="120" w:after="160"/>
+      </w:pPr>
+      <w:r>
+        <w:rPr>
+          <w:color w:val="000000"/>
+        </w:rPr>
+        <w:t>5. Lan likes tea. Mai likes tea too. (both...and)</w:t>
+      </w:r>
+    </w:p>
+    <w:p>
+      <w:pPr>
+        <w:spacing w:before="120" w:after="160"/>
+      </w:pPr>
+      <w:r>
+        <w:rPr>
+          <w:color w:val="000000"/>
+        </w:rPr>
+        <w:t>6. You may call me. You may send an email. (either...or)</w:t>
+      </w:r>
+    </w:p>
+    <w:p>
+      <w:pPr>
+        <w:spacing w:before="120" w:after="160"/>
+      </w:pPr>
+      <w:r>
+        <w:rPr>
+          <w:color w:val="000000"/>
+        </w:rPr>
+        <w:t>7. He does not smoke. He does not drink. (neither...nor)</w:t>
+      </w:r>
+    </w:p>
+    <w:p>
+      <w:pPr>
+        <w:spacing w:before="120" w:after="160"/>
+      </w:pPr>
+      <w:r>
+        <w:rPr>
+          <w:color w:val="000000"/>
+        </w:rPr>
+        <w:t>8. I arrived. I called my mother immediately. (as soon as)</w:t>
+      </w:r>
+    </w:p>
+    <w:p>
+      <w:pPr>
+        <w:spacing w:before="120" w:after="160"/>
+      </w:pPr>
+      <w:r>
+        <w:rPr>
+          <w:color w:val="000000"/>
+        </w:rPr>
+        <w:t>9. The road was busy. We arrived on time. (however)</w:t>
+      </w:r>
+    </w:p>
+    <w:p>
+      <w:pPr>
+        <w:spacing w:before="120" w:after="160"/>
+      </w:pPr>
+      <w:r>
+        <w:rPr>
+          <w:color w:val="000000"/>
+        </w:rPr>
+        <w:t>10. We installed new software. Work became faster. (therefore)</w:t>
+      </w:r>
+    </w:p>
+    <w:p>
+      <w:pPr>
+        <w:spacing w:before="240" w:after="60"/>
+        <w:keepNext/>
+      </w:pPr>
+      <w:r>
+        <w:rPr>
+          <w:color w:val="000000"/>
           <w:b/>
         </w:rPr>
-        <w:t xml:space="preserve">PHẦN 8. DỊCH SANG TIẾNG ANH (10 điểm)</w:t>
-      </w:r>
-    </w:p>
-    <w:p>
-      <w:r>
-        <w:t xml:space="preserve">1. Tôi học chăm chỉ để vượt qua kỳ thi.</w:t>
-      </w:r>
-    </w:p>
-    <w:p>
-      <w:r>
-        <w:t xml:space="preserve">2. Hãy đợi ở đây cho đến khi tôi quay lại.</w:t>
-      </w:r>
-    </w:p>
-    <w:p>
-      <w:r>
-        <w:t xml:space="preserve">3. Chúng tôi ở nhà vì trời mưa.</w:t>
-      </w:r>
-    </w:p>
-    <w:p>
-      <w:r>
-        <w:t xml:space="preserve">4. Do mưa lớn, trận đấu bị hủy.</w:t>
-      </w:r>
-    </w:p>
-    <w:p>
-      <w:r>
-        <w:t xml:space="preserve">5. Bài tập khó; tuy nhiên, tôi đã hoàn thành.</w:t>
-      </w:r>
-    </w:p>
-    <w:p>
-      <w:r>
-        <w:t xml:space="preserve">6. Lan thích cả trà và cà phê.</w:t>
-      </w:r>
-    </w:p>
-    <w:p>
-      <w:r>
-        <w:t xml:space="preserve">7. Mặc dù mệt, anh ấy vẫn tiếp tục làm việc.</w:t>
-      </w:r>
-    </w:p>
-    <w:p>
-      <w:r>
-        <w:t xml:space="preserve">8. Tôi sẽ gọi bạn ngay khi tôi đến.</w:t>
-      </w:r>
-    </w:p>
-    <w:p>
-      <w:r>
-        <w:t xml:space="preserve">9. Chiếc hộp nặng đến mức tôi không thể nhấc nó.</w:t>
-      </w:r>
-    </w:p>
-    <w:p>
-      <w:r>
-        <w:t xml:space="preserve">10. Chúng tôi rời đi sớm để không lỡ tàu.</w:t>
-      </w:r>
-    </w:p>
-    <w:p>
-      <w:r>
-        <w:rPr>
+        <w:t>PHẦN 7. SỬA LỖI SAI (10 điểm)</w:t>
+      </w:r>
+    </w:p>
+    <w:p>
+      <w:pPr>
+        <w:spacing w:before="0" w:after="60"/>
+        <w:keepNext/>
+      </w:pPr>
+      <w:r>
+        <w:rPr>
+          <w:color w:val="000000"/>
+          <w:i/>
+        </w:rPr>
+        <w:t>Hướng dẫn: Tìm lỗi sai và viết lại câu đúng hoàn chỉnh.</w:t>
+      </w:r>
+    </w:p>
+    <w:p>
+      <w:pPr>
+        <w:spacing w:before="40" w:after="60"/>
+      </w:pPr>
+      <w:r>
+        <w:rPr>
+          <w:color w:val="000000"/>
+        </w:rPr>
+        <w:t>1. Because the rain, the game stopped.</w:t>
+      </w:r>
+    </w:p>
+    <w:p>
+      <w:pPr>
+        <w:spacing w:before="120" w:after="160"/>
+      </w:pPr>
+      <w:r>
+        <w:rPr>
+          <w:color w:val="000000"/>
+        </w:rPr>
+        <w:t>2. It was so difficult test that I failed.</w:t>
+      </w:r>
+    </w:p>
+    <w:p>
+      <w:pPr>
+        <w:spacing w:before="120" w:after="160"/>
+      </w:pPr>
+      <w:r>
+        <w:rPr>
+          <w:color w:val="000000"/>
+        </w:rPr>
+        <w:t>3. The box was too heavy that I could lift.</w:t>
+      </w:r>
+    </w:p>
+    <w:p>
+      <w:pPr>
+        <w:spacing w:before="120" w:after="160"/>
+      </w:pPr>
+      <w:r>
+        <w:rPr>
+          <w:color w:val="000000"/>
+        </w:rPr>
+        <w:t>4. Although he was tired, but he continued.</w:t>
+      </w:r>
+    </w:p>
+    <w:p>
+      <w:pPr>
+        <w:spacing w:before="120" w:after="160"/>
+      </w:pPr>
+      <w:r>
+        <w:rPr>
+          <w:color w:val="000000"/>
+        </w:rPr>
+        <w:t>5. She likes both tea or coffee.</w:t>
+      </w:r>
+    </w:p>
+    <w:p>
+      <w:pPr>
+        <w:spacing w:before="120" w:after="160"/>
+      </w:pPr>
+      <w:r>
+        <w:rPr>
+          <w:color w:val="000000"/>
+        </w:rPr>
+        <w:t>6. Neither Nam or Lan came.</w:t>
+      </w:r>
+    </w:p>
+    <w:p>
+      <w:pPr>
+        <w:spacing w:before="120" w:after="160"/>
+      </w:pPr>
+      <w:r>
+        <w:rPr>
+          <w:color w:val="000000"/>
+        </w:rPr>
+        <w:t>7. He not only sings and also dances.</w:t>
+      </w:r>
+    </w:p>
+    <w:p>
+      <w:pPr>
+        <w:spacing w:before="120" w:after="160"/>
+      </w:pPr>
+      <w:r>
+        <w:rPr>
+          <w:color w:val="000000"/>
+        </w:rPr>
+        <w:t>8. The road was closed, however we continued.</w:t>
+      </w:r>
+    </w:p>
+    <w:p>
+      <w:pPr>
+        <w:spacing w:before="120" w:after="160"/>
+      </w:pPr>
+      <w:r>
+        <w:rPr>
+          <w:color w:val="000000"/>
+        </w:rPr>
+        <w:t>9. While I arrived, they were eating.</w:t>
+      </w:r>
+    </w:p>
+    <w:p>
+      <w:pPr>
+        <w:spacing w:before="120" w:after="160"/>
+      </w:pPr>
+      <w:r>
+        <w:rPr>
+          <w:color w:val="000000"/>
+        </w:rPr>
+        <w:t>10. We left early for not miss the train.</w:t>
+      </w:r>
+    </w:p>
+    <w:p>
+      <w:pPr>
+        <w:spacing w:before="240" w:after="60"/>
+        <w:keepNext/>
+      </w:pPr>
+      <w:r>
+        <w:rPr>
+          <w:color w:val="000000"/>
           <w:b/>
         </w:rPr>
-        <w:t xml:space="preserve">PHẦN 9. ĐỌC HIỂU (10 điểm)</w:t>
-      </w:r>
-    </w:p>
-    <w:p>
-      <w:r>
-        <w:t xml:space="preserve">Mai wanted to improve her health, so she made a weekly plan. She walks before she starts work and carries water in order not to buy sugary drinks. Although she was tired during the first week, she continued exercising. As a result, she now sleeps better. Whenever the weather is bad, she exercises indoors. Moreover, she prepares lunch at home so that she can control what she eats.</w:t>
-      </w:r>
-    </w:p>
-    <w:p>
-      <w:r>
-        <w:t xml:space="preserve">1. Why did Mai make a plan? 2. When does she walk? 3. Why does she carry water? 4. What result has she noticed? 5. What does she do in bad weather?</w:t>
-      </w:r>
-    </w:p>
-    <w:p>
-      <w:r>
-        <w:rPr>
+        <w:t>PHẦN 8. DỊCH SANG TIẾNG ANH (10 điểm)</w:t>
+      </w:r>
+    </w:p>
+    <w:p>
+      <w:pPr>
+        <w:spacing w:before="0" w:after="60"/>
+        <w:keepNext/>
+      </w:pPr>
+      <w:r>
+        <w:rPr>
+          <w:color w:val="000000"/>
+          <w:i/>
+        </w:rPr>
+        <w:t>Hướng dẫn: Dịch từng câu sang tiếng Anh tự nhiên và đúng ngữ pháp.</w:t>
+      </w:r>
+    </w:p>
+    <w:p>
+      <w:pPr>
+        <w:spacing w:before="40" w:after="60"/>
+      </w:pPr>
+      <w:r>
+        <w:rPr>
+          <w:color w:val="000000"/>
+        </w:rPr>
+        <w:t>1. Tôi học chăm chỉ để vượt qua kỳ thi.</w:t>
+      </w:r>
+    </w:p>
+    <w:p>
+      <w:pPr>
+        <w:spacing w:before="120" w:after="160"/>
+      </w:pPr>
+      <w:r>
+        <w:rPr>
+          <w:color w:val="000000"/>
+        </w:rPr>
+        <w:t>2. Hãy đợi ở đây cho đến khi tôi quay lại.</w:t>
+      </w:r>
+    </w:p>
+    <w:p>
+      <w:pPr>
+        <w:spacing w:before="120" w:after="160"/>
+      </w:pPr>
+      <w:r>
+        <w:rPr>
+          <w:color w:val="000000"/>
+        </w:rPr>
+        <w:t>3. Chúng tôi ở nhà vì trời mưa.</w:t>
+      </w:r>
+    </w:p>
+    <w:p>
+      <w:pPr>
+        <w:spacing w:before="120" w:after="160"/>
+      </w:pPr>
+      <w:r>
+        <w:rPr>
+          <w:color w:val="000000"/>
+        </w:rPr>
+        <w:t>4. Do mưa lớn, trận đấu bị hủy.</w:t>
+      </w:r>
+    </w:p>
+    <w:p>
+      <w:pPr>
+        <w:spacing w:before="120" w:after="160"/>
+      </w:pPr>
+      <w:r>
+        <w:rPr>
+          <w:color w:val="000000"/>
+        </w:rPr>
+        <w:t>5. Bài tập khó; tuy nhiên, tôi đã hoàn thành.</w:t>
+      </w:r>
+    </w:p>
+    <w:p>
+      <w:pPr>
+        <w:spacing w:before="120" w:after="160"/>
+      </w:pPr>
+      <w:r>
+        <w:rPr>
+          <w:color w:val="000000"/>
+        </w:rPr>
+        <w:t>6. Lan thích cả trà và cà phê.</w:t>
+      </w:r>
+    </w:p>
+    <w:p>
+      <w:pPr>
+        <w:spacing w:before="120" w:after="160"/>
+      </w:pPr>
+      <w:r>
+        <w:rPr>
+          <w:color w:val="000000"/>
+        </w:rPr>
+        <w:t>7. Mặc dù mệt, anh ấy vẫn tiếp tục làm việc.</w:t>
+      </w:r>
+    </w:p>
+    <w:p>
+      <w:pPr>
+        <w:spacing w:before="120" w:after="160"/>
+      </w:pPr>
+      <w:r>
+        <w:rPr>
+          <w:color w:val="000000"/>
+        </w:rPr>
+        <w:t>8. Tôi sẽ gọi bạn ngay khi tôi đến.</w:t>
+      </w:r>
+    </w:p>
+    <w:p>
+      <w:pPr>
+        <w:spacing w:before="120" w:after="160"/>
+      </w:pPr>
+      <w:r>
+        <w:rPr>
+          <w:color w:val="000000"/>
+        </w:rPr>
+        <w:t>9. Chiếc hộp nặng đến mức tôi không thể nhấc nó.</w:t>
+      </w:r>
+    </w:p>
+    <w:p>
+      <w:pPr>
+        <w:spacing w:before="120" w:after="160"/>
+      </w:pPr>
+      <w:r>
+        <w:rPr>
+          <w:color w:val="000000"/>
+        </w:rPr>
+        <w:t>10. Chúng tôi rời đi sớm để không lỡ tàu.</w:t>
+      </w:r>
+    </w:p>
+    <w:p>
+      <w:pPr>
+        <w:spacing w:before="240" w:after="60"/>
+        <w:keepNext/>
+      </w:pPr>
+      <w:r>
+        <w:rPr>
+          <w:color w:val="000000"/>
           <w:b/>
         </w:rPr>
-        <w:t xml:space="preserve">PHẦN 10. VIẾT (10 điểm)</w:t>
-      </w:r>
-    </w:p>
-    <w:p>
-      <w:r>
-        <w:t xml:space="preserve">Viết 90–110 từ về một kế hoạch cải thiện sức khỏe hoặc thói quen. Dùng ít nhất 8 từ/cấu trúc liên kết thuộc bài 63–67.</w:t>
-      </w:r>
-    </w:p>
-    <w:p>
-      <w:r>
-        <w:rPr>
+        <w:t>PHẦN 9. ĐỌC HIỂU (10 điểm)</w:t>
+      </w:r>
+    </w:p>
+    <w:p>
+      <w:pPr>
+        <w:spacing w:before="0" w:after="60"/>
+        <w:keepNext/>
+      </w:pPr>
+      <w:r>
+        <w:rPr>
+          <w:color w:val="000000"/>
+          <w:i/>
+        </w:rPr>
+        <w:t>Hướng dẫn: Đọc đoạn văn và trả lời từng câu hỏi bằng thông tin trong bài.</w:t>
+      </w:r>
+    </w:p>
+    <w:p>
+      <w:pPr>
+        <w:spacing w:before="0" w:after="120"/>
+      </w:pPr>
+      <w:r>
+        <w:rPr>
+          <w:color w:val="000000"/>
+        </w:rPr>
+        <w:t>Mai wanted to improve her health, so she made a weekly plan. She walks before she starts work and carries water in order not to buy sugary drinks.</w:t>
+      </w:r>
+    </w:p>
+    <w:p>
+      <w:pPr>
+        <w:spacing w:before="0" w:after="120"/>
+      </w:pPr>
+      <w:r>
+        <w:rPr>
+          <w:color w:val="000000"/>
+        </w:rPr>
+        <w:t>Although she was tired during the first week, she continued exercising. As a result, she now sleeps better. Whenever the weather is bad, she exercises indoors.</w:t>
+      </w:r>
+    </w:p>
+    <w:p>
+      <w:pPr>
+        <w:spacing w:before="0" w:after="120"/>
+      </w:pPr>
+      <w:r>
+        <w:rPr>
+          <w:color w:val="000000"/>
+        </w:rPr>
+        <w:t>Moreover, she prepares lunch at home so that she can control what she eats.</w:t>
+      </w:r>
+    </w:p>
+    <w:p>
+      <w:pPr>
+        <w:spacing w:before="120" w:after="160"/>
+      </w:pPr>
+      <w:r>
+        <w:rPr>
+          <w:color w:val="000000"/>
+        </w:rPr>
+        <w:t>1. Why did Mai make a plan?</w:t>
+      </w:r>
+    </w:p>
+    <w:p>
+      <w:pPr>
+        <w:spacing w:before="120" w:after="160"/>
+      </w:pPr>
+      <w:r>
+        <w:rPr>
+          <w:color w:val="000000"/>
+        </w:rPr>
+        <w:t>2. When does she walk?</w:t>
+      </w:r>
+    </w:p>
+    <w:p>
+      <w:pPr>
+        <w:spacing w:before="120" w:after="160"/>
+      </w:pPr>
+      <w:r>
+        <w:rPr>
+          <w:color w:val="000000"/>
+        </w:rPr>
+        <w:t>3. Why does she carry water?</w:t>
+      </w:r>
+    </w:p>
+    <w:p>
+      <w:pPr>
+        <w:spacing w:before="120" w:after="160"/>
+      </w:pPr>
+      <w:r>
+        <w:rPr>
+          <w:color w:val="000000"/>
+        </w:rPr>
+        <w:t>4. What result has she noticed?</w:t>
+      </w:r>
+    </w:p>
+    <w:p>
+      <w:pPr>
+        <w:spacing w:before="120" w:after="160"/>
+      </w:pPr>
+      <w:r>
+        <w:rPr>
+          <w:color w:val="000000"/>
+        </w:rPr>
+        <w:t>5. What does she do in bad weather?</w:t>
+      </w:r>
+    </w:p>
+    <w:p>
+      <w:pPr>
+        <w:spacing w:before="240" w:after="60"/>
+        <w:keepNext/>
+      </w:pPr>
+      <w:r>
+        <w:rPr>
+          <w:color w:val="000000"/>
           <w:b/>
         </w:rPr>
-        <w:t xml:space="preserve">ĐÁP ÁN – ĐỀ 2</w:t>
-      </w:r>
-    </w:p>
-    <w:p>
-      <w:r>
-        <w:rPr>
+        <w:t>PHẦN 10. VIẾT (10 điểm)</w:t>
+      </w:r>
+    </w:p>
+    <w:p>
+      <w:pPr>
+        <w:spacing w:before="0" w:after="60"/>
+        <w:keepNext/>
+      </w:pPr>
+      <w:r>
+        <w:rPr>
+          <w:color w:val="000000"/>
+          <w:i/>
+        </w:rPr>
+        <w:t>Hướng dẫn: Viết đúng độ dài và sử dụng đủ các cấu trúc liên kết được yêu cầu.</w:t>
+      </w:r>
+    </w:p>
+    <w:p>
+      <w:pPr>
+        <w:spacing w:before="40" w:after="60"/>
+      </w:pPr>
+      <w:r>
+        <w:rPr>
+          <w:color w:val="000000"/>
+        </w:rPr>
+        <w:t>Viết 90–110 từ về một kế hoạch cải thiện sức khỏe hoặc thói quen. Dùng ít nhất 8 từ/cấu trúc liên kết thuộc bài 63–67.</w:t>
+      </w:r>
+    </w:p>
+    <w:p>
+      <w:pPr>
+        <w:spacing w:before="0" w:after="280"/>
+        <w:keepNext/>
+        <w:jc w:val="center"/>
+      </w:pPr>
+      <w:r>
+        <w:rPr>
+          <w:color w:val="000000"/>
           <w:b/>
         </w:rPr>
-        <w:t xml:space="preserve">PHẦN 1: 1. so that; 2. to / in order to; 3. so as not to / in order not to; 4. to / in order to; 5. so that; 6. to / in order to; 7. so that; 8. so as not to / in order not to; 9. to do / in order to do; 10. so that</w:t>
-      </w:r>
-    </w:p>
-    <w:p>
-      <w:r>
-        <w:rPr>
+        <w:br w:type="page"/>
+        <w:t>ĐÁP ÁN</w:t>
+      </w:r>
+    </w:p>
+    <w:p>
+      <w:pPr>
+        <w:spacing w:before="240" w:after="60"/>
+        <w:keepNext/>
+      </w:pPr>
+      <w:r>
+        <w:rPr>
+          <w:color w:val="000000"/>
           <w:b/>
         </w:rPr>
-        <w:t xml:space="preserve">PHẦN 2: 1. while; 2. Before; 3. since; 4. when / once; 5. When; 6. until; 7. As soon as / When; 8. while; 9. before; 10. After / Once</w:t>
-      </w:r>
-    </w:p>
-    <w:p>
-      <w:r>
-        <w:rPr>
+        <w:t>PHẦN 1</w:t>
+      </w:r>
+    </w:p>
+    <w:p>
+      <w:pPr>
+        <w:spacing w:before="60" w:after="120"/>
+      </w:pPr>
+      <w:r>
+        <w:rPr>
+          <w:color w:val="000000"/>
+        </w:rPr>
+        <w:t>Câu 1: so that</w:t>
+      </w:r>
+    </w:p>
+    <w:p>
+      <w:pPr>
+        <w:spacing w:before="60" w:after="120"/>
+      </w:pPr>
+      <w:r>
+        <w:rPr>
+          <w:color w:val="000000"/>
+        </w:rPr>
+        <w:t>Câu 2: to / in order to</w:t>
+      </w:r>
+    </w:p>
+    <w:p>
+      <w:pPr>
+        <w:spacing w:before="60" w:after="120"/>
+      </w:pPr>
+      <w:r>
+        <w:rPr>
+          <w:color w:val="000000"/>
+        </w:rPr>
+        <w:t>Câu 3: so as not to / in order not to</w:t>
+      </w:r>
+    </w:p>
+    <w:p>
+      <w:pPr>
+        <w:spacing w:before="60" w:after="120"/>
+      </w:pPr>
+      <w:r>
+        <w:rPr>
+          <w:color w:val="000000"/>
+        </w:rPr>
+        <w:t>Câu 4: to / in order to</w:t>
+      </w:r>
+    </w:p>
+    <w:p>
+      <w:pPr>
+        <w:spacing w:before="60" w:after="120"/>
+      </w:pPr>
+      <w:r>
+        <w:rPr>
+          <w:color w:val="000000"/>
+        </w:rPr>
+        <w:t>Câu 5: so that</w:t>
+      </w:r>
+    </w:p>
+    <w:p>
+      <w:pPr>
+        <w:spacing w:before="60" w:after="120"/>
+      </w:pPr>
+      <w:r>
+        <w:rPr>
+          <w:color w:val="000000"/>
+        </w:rPr>
+        <w:t>Câu 6: to / in order to</w:t>
+      </w:r>
+    </w:p>
+    <w:p>
+      <w:pPr>
+        <w:spacing w:before="60" w:after="120"/>
+      </w:pPr>
+      <w:r>
+        <w:rPr>
+          <w:color w:val="000000"/>
+        </w:rPr>
+        <w:t>Câu 7: so that</w:t>
+      </w:r>
+    </w:p>
+    <w:p>
+      <w:pPr>
+        <w:spacing w:before="60" w:after="120"/>
+      </w:pPr>
+      <w:r>
+        <w:rPr>
+          <w:color w:val="000000"/>
+        </w:rPr>
+        <w:t>Câu 8: so as not to / in order not to</w:t>
+      </w:r>
+    </w:p>
+    <w:p>
+      <w:pPr>
+        <w:spacing w:before="60" w:after="120"/>
+      </w:pPr>
+      <w:r>
+        <w:rPr>
+          <w:color w:val="000000"/>
+        </w:rPr>
+        <w:t>Câu 9: to do / in order to do</w:t>
+      </w:r>
+    </w:p>
+    <w:p>
+      <w:pPr>
+        <w:spacing w:before="60" w:after="120"/>
+      </w:pPr>
+      <w:r>
+        <w:rPr>
+          <w:color w:val="000000"/>
+        </w:rPr>
+        <w:t>Câu 10: so that</w:t>
+      </w:r>
+    </w:p>
+    <w:p>
+      <w:pPr>
+        <w:spacing w:before="240" w:after="60"/>
+        <w:keepNext/>
+      </w:pPr>
+      <w:r>
+        <w:rPr>
+          <w:color w:val="000000"/>
           <w:b/>
         </w:rPr>
-        <w:t xml:space="preserve">PHẦN 3: 1. therefore / consequently; 2. because of / due to; 3. Because / Since / As; 4. Therefore / Consequently; 5. too; 6. enough; 7. so; 8. such; 9. because of / due to; 10. therefore / consequently</w:t>
-      </w:r>
-    </w:p>
-    <w:p>
-      <w:r>
-        <w:rPr>
+        <w:t>PHẦN 2</w:t>
+      </w:r>
+    </w:p>
+    <w:p>
+      <w:pPr>
+        <w:spacing w:before="60" w:after="120"/>
+      </w:pPr>
+      <w:r>
+        <w:rPr>
+          <w:color w:val="000000"/>
+        </w:rPr>
+        <w:t>Câu 1: while</w:t>
+      </w:r>
+    </w:p>
+    <w:p>
+      <w:pPr>
+        <w:spacing w:before="60" w:after="120"/>
+      </w:pPr>
+      <w:r>
+        <w:rPr>
+          <w:color w:val="000000"/>
+        </w:rPr>
+        <w:t>Câu 2: Before</w:t>
+      </w:r>
+    </w:p>
+    <w:p>
+      <w:pPr>
+        <w:spacing w:before="60" w:after="120"/>
+      </w:pPr>
+      <w:r>
+        <w:rPr>
+          <w:color w:val="000000"/>
+        </w:rPr>
+        <w:t>Câu 3: since</w:t>
+      </w:r>
+    </w:p>
+    <w:p>
+      <w:pPr>
+        <w:spacing w:before="60" w:after="120"/>
+      </w:pPr>
+      <w:r>
+        <w:rPr>
+          <w:color w:val="000000"/>
+        </w:rPr>
+        <w:t>Câu 4: when / once</w:t>
+      </w:r>
+    </w:p>
+    <w:p>
+      <w:pPr>
+        <w:spacing w:before="60" w:after="120"/>
+      </w:pPr>
+      <w:r>
+        <w:rPr>
+          <w:color w:val="000000"/>
+        </w:rPr>
+        <w:t>Câu 5: When</w:t>
+      </w:r>
+    </w:p>
+    <w:p>
+      <w:pPr>
+        <w:spacing w:before="60" w:after="120"/>
+      </w:pPr>
+      <w:r>
+        <w:rPr>
+          <w:color w:val="000000"/>
+        </w:rPr>
+        <w:t>Câu 6: until</w:t>
+      </w:r>
+    </w:p>
+    <w:p>
+      <w:pPr>
+        <w:spacing w:before="60" w:after="120"/>
+      </w:pPr>
+      <w:r>
+        <w:rPr>
+          <w:color w:val="000000"/>
+        </w:rPr>
+        <w:t>Câu 7: As soon as / When</w:t>
+      </w:r>
+    </w:p>
+    <w:p>
+      <w:pPr>
+        <w:spacing w:before="60" w:after="120"/>
+      </w:pPr>
+      <w:r>
+        <w:rPr>
+          <w:color w:val="000000"/>
+        </w:rPr>
+        <w:t>Câu 8: while</w:t>
+      </w:r>
+    </w:p>
+    <w:p>
+      <w:pPr>
+        <w:spacing w:before="60" w:after="120"/>
+      </w:pPr>
+      <w:r>
+        <w:rPr>
+          <w:color w:val="000000"/>
+        </w:rPr>
+        <w:t>Câu 9: before</w:t>
+      </w:r>
+    </w:p>
+    <w:p>
+      <w:pPr>
+        <w:spacing w:before="60" w:after="120"/>
+      </w:pPr>
+      <w:r>
+        <w:rPr>
+          <w:color w:val="000000"/>
+        </w:rPr>
+        <w:t>Câu 10: After / Once</w:t>
+      </w:r>
+    </w:p>
+    <w:p>
+      <w:pPr>
+        <w:spacing w:before="240" w:after="60"/>
+        <w:keepNext/>
+      </w:pPr>
+      <w:r>
+        <w:rPr>
+          <w:color w:val="000000"/>
           <w:b/>
         </w:rPr>
-        <w:t xml:space="preserve">PHẦN 4: 1. For example; 2. However / Nevertheless; 3. Moreover / In addition; 4. Alternatively; 5. In conclusion / Finally; 6. However / Nevertheless; 7. Furthermore / Moreover; 8. Nevertheless / However; 9. For example; 10. As a result / Therefore</w:t>
-      </w:r>
-    </w:p>
-    <w:p>
-      <w:r>
-        <w:rPr>
+        <w:t>PHẦN 3</w:t>
+      </w:r>
+    </w:p>
+    <w:p>
+      <w:pPr>
+        <w:spacing w:before="60" w:after="120"/>
+      </w:pPr>
+      <w:r>
+        <w:rPr>
+          <w:color w:val="000000"/>
+        </w:rPr>
+        <w:t>Câu 1: therefore / consequently</w:t>
+      </w:r>
+    </w:p>
+    <w:p>
+      <w:pPr>
+        <w:spacing w:before="60" w:after="120"/>
+      </w:pPr>
+      <w:r>
+        <w:rPr>
+          <w:color w:val="000000"/>
+        </w:rPr>
+        <w:t>Câu 2: because of / due to</w:t>
+      </w:r>
+    </w:p>
+    <w:p>
+      <w:pPr>
+        <w:spacing w:before="60" w:after="120"/>
+      </w:pPr>
+      <w:r>
+        <w:rPr>
+          <w:color w:val="000000"/>
+        </w:rPr>
+        <w:t>Câu 3: Because / Since / As</w:t>
+      </w:r>
+    </w:p>
+    <w:p>
+      <w:pPr>
+        <w:spacing w:before="60" w:after="120"/>
+      </w:pPr>
+      <w:r>
+        <w:rPr>
+          <w:color w:val="000000"/>
+        </w:rPr>
+        <w:t>Câu 4: Therefore / Consequently</w:t>
+      </w:r>
+    </w:p>
+    <w:p>
+      <w:pPr>
+        <w:spacing w:before="60" w:after="120"/>
+      </w:pPr>
+      <w:r>
+        <w:rPr>
+          <w:color w:val="000000"/>
+        </w:rPr>
+        <w:t>Câu 5: too</w:t>
+      </w:r>
+    </w:p>
+    <w:p>
+      <w:pPr>
+        <w:spacing w:before="60" w:after="120"/>
+      </w:pPr>
+      <w:r>
+        <w:rPr>
+          <w:color w:val="000000"/>
+        </w:rPr>
+        <w:t>Câu 6: enough</w:t>
+      </w:r>
+    </w:p>
+    <w:p>
+      <w:pPr>
+        <w:spacing w:before="60" w:after="120"/>
+      </w:pPr>
+      <w:r>
+        <w:rPr>
+          <w:color w:val="000000"/>
+        </w:rPr>
+        <w:t>Câu 7: so</w:t>
+      </w:r>
+    </w:p>
+    <w:p>
+      <w:pPr>
+        <w:spacing w:before="60" w:after="120"/>
+      </w:pPr>
+      <w:r>
+        <w:rPr>
+          <w:color w:val="000000"/>
+        </w:rPr>
+        <w:t>Câu 8: such</w:t>
+      </w:r>
+    </w:p>
+    <w:p>
+      <w:pPr>
+        <w:spacing w:before="60" w:after="120"/>
+      </w:pPr>
+      <w:r>
+        <w:rPr>
+          <w:color w:val="000000"/>
+        </w:rPr>
+        <w:t>Câu 9: because of / due to</w:t>
+      </w:r>
+    </w:p>
+    <w:p>
+      <w:pPr>
+        <w:spacing w:before="60" w:after="120"/>
+      </w:pPr>
+      <w:r>
+        <w:rPr>
+          <w:color w:val="000000"/>
+        </w:rPr>
+        <w:t>Câu 10: therefore / consequently</w:t>
+      </w:r>
+    </w:p>
+    <w:p>
+      <w:pPr>
+        <w:spacing w:before="240" w:after="60"/>
+        <w:keepNext/>
+      </w:pPr>
+      <w:r>
+        <w:rPr>
+          <w:color w:val="000000"/>
           <w:b/>
         </w:rPr>
-        <w:t xml:space="preserve">PHẦN 5: 1. or; 2. but / yet; 3. when; 4. If; 5. nor; 6. and; 7. but; 8. Neither; 9. whether / if; 10. so that</w:t>
-      </w:r>
-    </w:p>
-    <w:p>
-      <w:r>
-        <w:rPr>
+        <w:t>PHẦN 4</w:t>
+      </w:r>
+    </w:p>
+    <w:p>
+      <w:pPr>
+        <w:spacing w:before="60" w:after="120"/>
+      </w:pPr>
+      <w:r>
+        <w:rPr>
+          <w:color w:val="000000"/>
+        </w:rPr>
+        <w:t>Câu 1: For example</w:t>
+      </w:r>
+    </w:p>
+    <w:p>
+      <w:pPr>
+        <w:spacing w:before="60" w:after="120"/>
+      </w:pPr>
+      <w:r>
+        <w:rPr>
+          <w:color w:val="000000"/>
+        </w:rPr>
+        <w:t>Câu 2: However / Nevertheless</w:t>
+      </w:r>
+    </w:p>
+    <w:p>
+      <w:pPr>
+        <w:spacing w:before="60" w:after="120"/>
+      </w:pPr>
+      <w:r>
+        <w:rPr>
+          <w:color w:val="000000"/>
+        </w:rPr>
+        <w:t>Câu 3: Moreover / In addition</w:t>
+      </w:r>
+    </w:p>
+    <w:p>
+      <w:pPr>
+        <w:spacing w:before="60" w:after="120"/>
+      </w:pPr>
+      <w:r>
+        <w:rPr>
+          <w:color w:val="000000"/>
+        </w:rPr>
+        <w:t>Câu 4: Alternatively</w:t>
+      </w:r>
+    </w:p>
+    <w:p>
+      <w:pPr>
+        <w:spacing w:before="60" w:after="120"/>
+      </w:pPr>
+      <w:r>
+        <w:rPr>
+          <w:color w:val="000000"/>
+        </w:rPr>
+        <w:t>Câu 5: In conclusion / Finally</w:t>
+      </w:r>
+    </w:p>
+    <w:p>
+      <w:pPr>
+        <w:spacing w:before="60" w:after="120"/>
+      </w:pPr>
+      <w:r>
+        <w:rPr>
+          <w:color w:val="000000"/>
+        </w:rPr>
+        <w:t>Câu 6: However / Nevertheless</w:t>
+      </w:r>
+    </w:p>
+    <w:p>
+      <w:pPr>
+        <w:spacing w:before="60" w:after="120"/>
+      </w:pPr>
+      <w:r>
+        <w:rPr>
+          <w:color w:val="000000"/>
+        </w:rPr>
+        <w:t>Câu 7: Furthermore / Moreover</w:t>
+      </w:r>
+    </w:p>
+    <w:p>
+      <w:pPr>
+        <w:spacing w:before="60" w:after="120"/>
+      </w:pPr>
+      <w:r>
+        <w:rPr>
+          <w:color w:val="000000"/>
+        </w:rPr>
+        <w:t>Câu 8: Nevertheless / However</w:t>
+      </w:r>
+    </w:p>
+    <w:p>
+      <w:pPr>
+        <w:spacing w:before="60" w:after="120"/>
+      </w:pPr>
+      <w:r>
+        <w:rPr>
+          <w:color w:val="000000"/>
+        </w:rPr>
+        <w:t>Câu 9: For example</w:t>
+      </w:r>
+    </w:p>
+    <w:p>
+      <w:pPr>
+        <w:spacing w:before="60" w:after="120"/>
+      </w:pPr>
+      <w:r>
+        <w:rPr>
+          <w:color w:val="000000"/>
+        </w:rPr>
+        <w:t>Câu 10: As a result / Therefore</w:t>
+      </w:r>
+    </w:p>
+    <w:p>
+      <w:pPr>
+        <w:spacing w:before="240" w:after="60"/>
+        <w:keepNext/>
+      </w:pPr>
+      <w:r>
+        <w:rPr>
+          <w:color w:val="000000"/>
           <w:b/>
         </w:rPr>
-        <w:t xml:space="preserve">PHẦN 6: 1. Although he was tired, he continued working.; 2. The bag was so heavy that I could not carry it.; 3. It was such a useful book that I read it twice.; 4. If you study hard, you will pass.; 5. Both Lan and Mai like tea.; 6. You may either call me or send an email.; 7. He neither smokes nor drinks.; 8. As soon as I arrived, I called my mother.; 9. The road was busy; however, we arrived on time.; 10. We installed new software; therefore, work became faster.</w:t>
-      </w:r>
-    </w:p>
-    <w:p>
-      <w:r>
-        <w:rPr>
+        <w:t>PHẦN 5</w:t>
+      </w:r>
+    </w:p>
+    <w:p>
+      <w:pPr>
+        <w:spacing w:before="60" w:after="120"/>
+      </w:pPr>
+      <w:r>
+        <w:rPr>
+          <w:color w:val="000000"/>
+        </w:rPr>
+        <w:t>Câu 1: or</w:t>
+      </w:r>
+    </w:p>
+    <w:p>
+      <w:pPr>
+        <w:spacing w:before="60" w:after="120"/>
+      </w:pPr>
+      <w:r>
+        <w:rPr>
+          <w:color w:val="000000"/>
+        </w:rPr>
+        <w:t>Câu 2: but / yet</w:t>
+      </w:r>
+    </w:p>
+    <w:p>
+      <w:pPr>
+        <w:spacing w:before="60" w:after="120"/>
+      </w:pPr>
+      <w:r>
+        <w:rPr>
+          <w:color w:val="000000"/>
+        </w:rPr>
+        <w:t>Câu 3: when</w:t>
+      </w:r>
+    </w:p>
+    <w:p>
+      <w:pPr>
+        <w:spacing w:before="60" w:after="120"/>
+      </w:pPr>
+      <w:r>
+        <w:rPr>
+          <w:color w:val="000000"/>
+        </w:rPr>
+        <w:t>Câu 4: If</w:t>
+      </w:r>
+    </w:p>
+    <w:p>
+      <w:pPr>
+        <w:spacing w:before="60" w:after="120"/>
+      </w:pPr>
+      <w:r>
+        <w:rPr>
+          <w:color w:val="000000"/>
+        </w:rPr>
+        <w:t>Câu 5: nor</w:t>
+      </w:r>
+    </w:p>
+    <w:p>
+      <w:pPr>
+        <w:spacing w:before="60" w:after="120"/>
+      </w:pPr>
+      <w:r>
+        <w:rPr>
+          <w:color w:val="000000"/>
+        </w:rPr>
+        <w:t>Câu 6: and</w:t>
+      </w:r>
+    </w:p>
+    <w:p>
+      <w:pPr>
+        <w:spacing w:before="60" w:after="120"/>
+      </w:pPr>
+      <w:r>
+        <w:rPr>
+          <w:color w:val="000000"/>
+        </w:rPr>
+        <w:t>Câu 7: but</w:t>
+      </w:r>
+    </w:p>
+    <w:p>
+      <w:pPr>
+        <w:spacing w:before="60" w:after="120"/>
+      </w:pPr>
+      <w:r>
+        <w:rPr>
+          <w:color w:val="000000"/>
+        </w:rPr>
+        <w:t>Câu 8: Neither</w:t>
+      </w:r>
+    </w:p>
+    <w:p>
+      <w:pPr>
+        <w:spacing w:before="60" w:after="120"/>
+      </w:pPr>
+      <w:r>
+        <w:rPr>
+          <w:color w:val="000000"/>
+        </w:rPr>
+        <w:t>Câu 9: whether / if</w:t>
+      </w:r>
+    </w:p>
+    <w:p>
+      <w:pPr>
+        <w:spacing w:before="60" w:after="120"/>
+      </w:pPr>
+      <w:r>
+        <w:rPr>
+          <w:color w:val="000000"/>
+        </w:rPr>
+        <w:t>Câu 10: so that</w:t>
+      </w:r>
+    </w:p>
+    <w:p>
+      <w:pPr>
+        <w:spacing w:before="240" w:after="60"/>
+        <w:keepNext/>
+      </w:pPr>
+      <w:r>
+        <w:rPr>
+          <w:color w:val="000000"/>
           <w:b/>
         </w:rPr>
-        <w:t xml:space="preserve">PHẦN 7: 1. Because of the rain, the game stopped.; 2. It was such a difficult test that I failed.; 3. The box was too heavy for me to lift.; 4. Although he was tired, he continued.; 5. She likes both tea and coffee.; 6. Neither Nam nor Lan came.; 7. He not only sings but also dances.; 8. The road was closed; however, we continued.; 9. When I arrived, they were eating.; 10. We left early so as not to miss the train.</w:t>
-      </w:r>
-    </w:p>
-    <w:p>
-      <w:r>
-        <w:rPr>
+        <w:t>PHẦN 6</w:t>
+      </w:r>
+    </w:p>
+    <w:p>
+      <w:pPr>
+        <w:spacing w:before="60" w:after="120"/>
+      </w:pPr>
+      <w:r>
+        <w:rPr>
+          <w:color w:val="000000"/>
+        </w:rPr>
+        <w:t>Câu 1: Although he was tired, he continued working.</w:t>
+      </w:r>
+    </w:p>
+    <w:p>
+      <w:pPr>
+        <w:spacing w:before="60" w:after="120"/>
+      </w:pPr>
+      <w:r>
+        <w:rPr>
+          <w:color w:val="000000"/>
+        </w:rPr>
+        <w:t>Câu 2: The bag was so heavy that I could not carry it.</w:t>
+      </w:r>
+    </w:p>
+    <w:p>
+      <w:pPr>
+        <w:spacing w:before="60" w:after="120"/>
+      </w:pPr>
+      <w:r>
+        <w:rPr>
+          <w:color w:val="000000"/>
+        </w:rPr>
+        <w:t>Câu 3: It was such a useful book that I read it twice.</w:t>
+      </w:r>
+    </w:p>
+    <w:p>
+      <w:pPr>
+        <w:spacing w:before="60" w:after="120"/>
+      </w:pPr>
+      <w:r>
+        <w:rPr>
+          <w:color w:val="000000"/>
+        </w:rPr>
+        <w:t>Câu 4: If you study hard, you will pass.</w:t>
+      </w:r>
+    </w:p>
+    <w:p>
+      <w:pPr>
+        <w:spacing w:before="60" w:after="120"/>
+      </w:pPr>
+      <w:r>
+        <w:rPr>
+          <w:color w:val="000000"/>
+        </w:rPr>
+        <w:t>Câu 5: Both Lan and Mai like tea.</w:t>
+      </w:r>
+    </w:p>
+    <w:p>
+      <w:pPr>
+        <w:spacing w:before="60" w:after="120"/>
+      </w:pPr>
+      <w:r>
+        <w:rPr>
+          <w:color w:val="000000"/>
+        </w:rPr>
+        <w:t>Câu 6: You may either call me or send an email.</w:t>
+      </w:r>
+    </w:p>
+    <w:p>
+      <w:pPr>
+        <w:spacing w:before="60" w:after="120"/>
+      </w:pPr>
+      <w:r>
+        <w:rPr>
+          <w:color w:val="000000"/>
+        </w:rPr>
+        <w:t>Câu 7: He neither smokes nor drinks.</w:t>
+      </w:r>
+    </w:p>
+    <w:p>
+      <w:pPr>
+        <w:spacing w:before="60" w:after="120"/>
+      </w:pPr>
+      <w:r>
+        <w:rPr>
+          <w:color w:val="000000"/>
+        </w:rPr>
+        <w:t>Câu 8: As soon as I arrived, I called my mother.</w:t>
+      </w:r>
+    </w:p>
+    <w:p>
+      <w:pPr>
+        <w:spacing w:before="60" w:after="120"/>
+      </w:pPr>
+      <w:r>
+        <w:rPr>
+          <w:color w:val="000000"/>
+        </w:rPr>
+        <w:t>Câu 9: The road was busy; however, we arrived on time.</w:t>
+      </w:r>
+    </w:p>
+    <w:p>
+      <w:pPr>
+        <w:spacing w:before="60" w:after="120"/>
+      </w:pPr>
+      <w:r>
+        <w:rPr>
+          <w:color w:val="000000"/>
+        </w:rPr>
+        <w:t>Câu 10: We installed new software; therefore, work became faster.</w:t>
+      </w:r>
+    </w:p>
+    <w:p>
+      <w:pPr>
+        <w:spacing w:before="240" w:after="60"/>
+        <w:keepNext/>
+      </w:pPr>
+      <w:r>
+        <w:rPr>
+          <w:color w:val="000000"/>
           <w:b/>
         </w:rPr>
-        <w:t xml:space="preserve">PHẦN 8: 1 I study hard to pass the exam. 2 Wait here until I return. 3 We stayed home because it was raining. 4 Because of the heavy rain, the match was canceled. 5 The task was difficult; however, I completed it. 6 Lan likes both tea and coffee. 7 Although he was tired, he continued working. 8 I will call you as soon as I arrive. 9 The box was so heavy that I could not lift it. 10 We left early so as not to miss the train.</w:t>
-      </w:r>
-    </w:p>
-    <w:p>
-      <w:r>
-        <w:rPr>
+        <w:t>PHẦN 7</w:t>
+      </w:r>
+    </w:p>
+    <w:p>
+      <w:pPr>
+        <w:spacing w:before="60" w:after="120"/>
+      </w:pPr>
+      <w:r>
+        <w:rPr>
+          <w:color w:val="000000"/>
+        </w:rPr>
+        <w:t>Câu 1: Because of the rain, the game stopped.</w:t>
+      </w:r>
+    </w:p>
+    <w:p>
+      <w:pPr>
+        <w:spacing w:before="60" w:after="120"/>
+      </w:pPr>
+      <w:r>
+        <w:rPr>
+          <w:color w:val="000000"/>
+        </w:rPr>
+        <w:t>Câu 2: It was such a difficult test that I failed.</w:t>
+      </w:r>
+    </w:p>
+    <w:p>
+      <w:pPr>
+        <w:spacing w:before="60" w:after="120"/>
+      </w:pPr>
+      <w:r>
+        <w:rPr>
+          <w:color w:val="000000"/>
+        </w:rPr>
+        <w:t>Câu 3: The box was too heavy for me to lift.</w:t>
+      </w:r>
+    </w:p>
+    <w:p>
+      <w:pPr>
+        <w:spacing w:before="60" w:after="120"/>
+      </w:pPr>
+      <w:r>
+        <w:rPr>
+          <w:color w:val="000000"/>
+        </w:rPr>
+        <w:t>Câu 4: Although he was tired, he continued.</w:t>
+      </w:r>
+    </w:p>
+    <w:p>
+      <w:pPr>
+        <w:spacing w:before="60" w:after="120"/>
+      </w:pPr>
+      <w:r>
+        <w:rPr>
+          <w:color w:val="000000"/>
+        </w:rPr>
+        <w:t>Câu 5: She likes both tea and coffee.</w:t>
+      </w:r>
+    </w:p>
+    <w:p>
+      <w:pPr>
+        <w:spacing w:before="60" w:after="120"/>
+      </w:pPr>
+      <w:r>
+        <w:rPr>
+          <w:color w:val="000000"/>
+        </w:rPr>
+        <w:t>Câu 6: Neither Nam nor Lan came.</w:t>
+      </w:r>
+    </w:p>
+    <w:p>
+      <w:pPr>
+        <w:spacing w:before="60" w:after="120"/>
+      </w:pPr>
+      <w:r>
+        <w:rPr>
+          <w:color w:val="000000"/>
+        </w:rPr>
+        <w:t>Câu 7: He not only sings but also dances.</w:t>
+      </w:r>
+    </w:p>
+    <w:p>
+      <w:pPr>
+        <w:spacing w:before="60" w:after="120"/>
+      </w:pPr>
+      <w:r>
+        <w:rPr>
+          <w:color w:val="000000"/>
+        </w:rPr>
+        <w:t>Câu 8: The road was closed; however, we continued.</w:t>
+      </w:r>
+    </w:p>
+    <w:p>
+      <w:pPr>
+        <w:spacing w:before="60" w:after="120"/>
+      </w:pPr>
+      <w:r>
+        <w:rPr>
+          <w:color w:val="000000"/>
+        </w:rPr>
+        <w:t>Câu 9: When I arrived, they were eating.</w:t>
+      </w:r>
+    </w:p>
+    <w:p>
+      <w:pPr>
+        <w:spacing w:before="60" w:after="120"/>
+      </w:pPr>
+      <w:r>
+        <w:rPr>
+          <w:color w:val="000000"/>
+        </w:rPr>
+        <w:t>Câu 10: We left early so as not to miss the train.</w:t>
+      </w:r>
+    </w:p>
+    <w:p>
+      <w:pPr>
+        <w:spacing w:before="240" w:after="60"/>
+        <w:keepNext/>
+      </w:pPr>
+      <w:r>
+        <w:rPr>
+          <w:color w:val="000000"/>
           <w:b/>
         </w:rPr>
-        <w:t xml:space="preserve">PHẦN 9: 1. To improve her health. 2. Before work. 3. Not to buy sugary drinks. 4. She sleeps better. 5. Exercises indoors.</w:t>
-      </w:r>
-    </w:p>
-    <w:p>
-      <w:r>
-        <w:rPr>
+        <w:t>PHẦN 8</w:t>
+      </w:r>
+    </w:p>
+    <w:p>
+      <w:pPr>
+        <w:spacing w:before="60" w:after="120"/>
+      </w:pPr>
+      <w:r>
+        <w:rPr>
+          <w:color w:val="000000"/>
+        </w:rPr>
+        <w:t>Câu 1: I study hard to pass the exam.</w:t>
+      </w:r>
+    </w:p>
+    <w:p>
+      <w:pPr>
+        <w:spacing w:before="60" w:after="120"/>
+      </w:pPr>
+      <w:r>
+        <w:rPr>
+          <w:color w:val="000000"/>
+        </w:rPr>
+        <w:t>Câu 2: Wait here until I return.</w:t>
+      </w:r>
+    </w:p>
+    <w:p>
+      <w:pPr>
+        <w:spacing w:before="60" w:after="120"/>
+      </w:pPr>
+      <w:r>
+        <w:rPr>
+          <w:color w:val="000000"/>
+        </w:rPr>
+        <w:t>Câu 3: We stayed home because it was raining.</w:t>
+      </w:r>
+    </w:p>
+    <w:p>
+      <w:pPr>
+        <w:spacing w:before="60" w:after="120"/>
+      </w:pPr>
+      <w:r>
+        <w:rPr>
+          <w:color w:val="000000"/>
+        </w:rPr>
+        <w:t>Câu 4: Because of the heavy rain, the match was canceled.</w:t>
+      </w:r>
+    </w:p>
+    <w:p>
+      <w:pPr>
+        <w:spacing w:before="60" w:after="120"/>
+      </w:pPr>
+      <w:r>
+        <w:rPr>
+          <w:color w:val="000000"/>
+        </w:rPr>
+        <w:t>Câu 5: The task was difficult; however, I completed it.</w:t>
+      </w:r>
+    </w:p>
+    <w:p>
+      <w:pPr>
+        <w:spacing w:before="60" w:after="120"/>
+      </w:pPr>
+      <w:r>
+        <w:rPr>
+          <w:color w:val="000000"/>
+        </w:rPr>
+        <w:t>Câu 6: Lan likes both tea and coffee.</w:t>
+      </w:r>
+    </w:p>
+    <w:p>
+      <w:pPr>
+        <w:spacing w:before="60" w:after="120"/>
+      </w:pPr>
+      <w:r>
+        <w:rPr>
+          <w:color w:val="000000"/>
+        </w:rPr>
+        <w:t>Câu 7: Although he was tired, he continued working.</w:t>
+      </w:r>
+    </w:p>
+    <w:p>
+      <w:pPr>
+        <w:spacing w:before="60" w:after="120"/>
+      </w:pPr>
+      <w:r>
+        <w:rPr>
+          <w:color w:val="000000"/>
+        </w:rPr>
+        <w:t>Câu 8: I will call you as soon as I arrive.</w:t>
+      </w:r>
+    </w:p>
+    <w:p>
+      <w:pPr>
+        <w:spacing w:before="60" w:after="120"/>
+      </w:pPr>
+      <w:r>
+        <w:rPr>
+          <w:color w:val="000000"/>
+        </w:rPr>
+        <w:t>Câu 9: The box was so heavy that I could not lift it.</w:t>
+      </w:r>
+    </w:p>
+    <w:p>
+      <w:pPr>
+        <w:spacing w:before="60" w:after="120"/>
+      </w:pPr>
+      <w:r>
+        <w:rPr>
+          <w:color w:val="000000"/>
+        </w:rPr>
+        <w:t>Câu 10: We left early so as not to miss the train.</w:t>
+      </w:r>
+    </w:p>
+    <w:p>
+      <w:pPr>
+        <w:spacing w:before="240" w:after="60"/>
+        <w:keepNext/>
+      </w:pPr>
+      <w:r>
+        <w:rPr>
+          <w:color w:val="000000"/>
           <w:b/>
         </w:rPr>
-        <w:t xml:space="preserve">BÀI VIẾT MẪU (103 từ): I wanted to improve my health, so I created a simple weekly plan. Before I start work, I walk for thirty minutes in order to feel more energetic. I carry water so that I will not buy sugary drinks. Although I felt tired during the first week, I continued exercising. As a result, I now sleep better and concentrate more easily. Whenever the weather is bad, I exercise indoors instead. Moreover, I prepare lunch at home because restaurant meals often contain too much salt. Both regular exercise and healthier food are important. Therefore, I will follow this plan for the next three months.</w:t>
+        <w:t>PHẦN 9</w:t>
+      </w:r>
+    </w:p>
+    <w:p>
+      <w:pPr>
+        <w:spacing w:before="60" w:after="120"/>
+      </w:pPr>
+      <w:r>
+        <w:rPr>
+          <w:color w:val="000000"/>
+        </w:rPr>
+        <w:t>Câu 1: To improve her health.</w:t>
+      </w:r>
+    </w:p>
+    <w:p>
+      <w:pPr>
+        <w:spacing w:before="60" w:after="120"/>
+      </w:pPr>
+      <w:r>
+        <w:rPr>
+          <w:color w:val="000000"/>
+        </w:rPr>
+        <w:t>Câu 2: Before work.</w:t>
+      </w:r>
+    </w:p>
+    <w:p>
+      <w:pPr>
+        <w:spacing w:before="60" w:after="120"/>
+      </w:pPr>
+      <w:r>
+        <w:rPr>
+          <w:color w:val="000000"/>
+        </w:rPr>
+        <w:t>Câu 3: Not to buy sugary drinks.</w:t>
+      </w:r>
+    </w:p>
+    <w:p>
+      <w:pPr>
+        <w:spacing w:before="60" w:after="120"/>
+      </w:pPr>
+      <w:r>
+        <w:rPr>
+          <w:color w:val="000000"/>
+        </w:rPr>
+        <w:t>Câu 4: She sleeps better.</w:t>
+      </w:r>
+    </w:p>
+    <w:p>
+      <w:pPr>
+        <w:spacing w:before="60" w:after="120"/>
+      </w:pPr>
+      <w:r>
+        <w:rPr>
+          <w:color w:val="000000"/>
+        </w:rPr>
+        <w:t>Câu 5: Exercises indoors.</w:t>
+      </w:r>
+    </w:p>
+    <w:p>
+      <w:pPr>
+        <w:spacing w:before="240" w:after="60"/>
+        <w:keepNext/>
+      </w:pPr>
+      <w:r>
+        <w:rPr>
+          <w:color w:val="000000"/>
+          <w:b/>
+        </w:rPr>
+        <w:t>PHẦN 10</w:t>
+      </w:r>
+    </w:p>
+    <w:p>
+      <w:pPr>
+        <w:spacing w:before="240" w:after="60"/>
+        <w:keepNext/>
+      </w:pPr>
+      <w:r>
+        <w:rPr>
+          <w:color w:val="000000"/>
+          <w:b/>
+        </w:rPr>
+        <w:t>Câu trả lời tham khảo</w:t>
+      </w:r>
+    </w:p>
+    <w:p>
+      <w:pPr>
+        <w:spacing w:before="0" w:after="160"/>
+      </w:pPr>
+      <w:r>
+        <w:rPr>
+          <w:color w:val="000000"/>
+        </w:rPr>
+        <w:t>BÀI VIẾT MẪU (103 từ): I wanted to improve my health, so I created a simple weekly plan. Before I start work, I walk for thirty minutes in order to feel more energetic. I carry water so that I will not buy sugary drinks. Although I felt tired during the first week, I continued exercising. As a result, I now sleep better and concentrate more easily. Whenever the weather is bad, I exercise indoors instead. Moreover, I prepare lunch at home because restaurant meals often contain too much salt. Both regular exercise and healthier food are important. Therefore, I will follow this plan for the next three months.</w:t>
       </w:r>
     </w:p>
     <w:sectPr>
